--- a/content-pipeline/06-word-documents/02-english-word/018_tan-son-nhat-airport-to-ben-thanh-transfer-guide.docx
+++ b/content-pipeline/06-word-documents/02-english-word/018_tan-son-nhat-airport-to-ben-thanh-transfer-guide.docx
@@ -159,7 +159,7 @@
           <w:color w:val="1B365D"/>
           <w:sz w:val="32"/>
         </w:rPr>
-        <w:t>1. Introduction: Your Gateway Ride into Saigon’s Vibrant Heart</w:t>
+        <w:t>Introduction: Your Gateway Ride into Saigon’s Vibrant Heart</w:t>
       </w:r>
     </w:p>
     <w:p>
@@ -259,7 +259,7 @@
           <w:color w:val="1B365D"/>
           <w:sz w:val="32"/>
         </w:rPr>
-        <w:t>2. Master Comparison of 5 Airport Transfer Options (2026 Rates)</w:t>
+        <w:t>Master Comparison of 5 Airport Transfer Options (2026 Rates)</w:t>
       </w:r>
     </w:p>
     <w:tbl>
@@ -1268,7 +1268,7 @@
           <w:color w:val="1B365D"/>
           <w:sz w:val="32"/>
         </w:rPr>
-        <w:t>3. Step-by-Step Logistics &amp; Insider Tactics</w:t>
+        <w:t>Step-by-Step Logistics &amp; Insider Tactics</w:t>
       </w:r>
     </w:p>
     <w:p>
@@ -1723,7 +1723,7 @@
           <w:color w:val="1B365D"/>
           <w:sz w:val="32"/>
         </w:rPr>
-        <w:t>4. Time-of-Day Traffic Advisories</w:t>
+        <w:t>Time-of-Day Traffic Advisories</w:t>
       </w:r>
     </w:p>
     <w:p>

--- a/content-pipeline/06-word-documents/02-english-word/018_tan-son-nhat-airport-to-ben-thanh-transfer-guide.docx
+++ b/content-pipeline/06-word-documents/02-english-word/018_tan-son-nhat-airport-to-ben-thanh-transfer-guide.docx
@@ -159,7 +159,7 @@
           <w:color w:val="1B365D"/>
           <w:sz w:val="32"/>
         </w:rPr>
-        <w:t>Introduction: Your Gateway Ride into Saigon’s Vibrant Heart</w:t>
+        <w:t>Your Gateway Ride into Saigon’s Vibrant Heart</w:t>
       </w:r>
     </w:p>
     <w:p>

--- a/content-pipeline/06-word-documents/02-english-word/018_tan-son-nhat-airport-to-ben-thanh-transfer-guide.docx
+++ b/content-pipeline/06-word-documents/02-english-word/018_tan-son-nhat-airport-to-ben-thanh-transfer-guide.docx
@@ -1828,6 +1828,346 @@
         <w:t xml:space="preserve"> Travelers sensitive to tropical fumes and sudden braking should opt for Bus 109 or the electric VinFast fleet (Xanh SM), which run whisper-quiet with zero tailpipe smell.</w:t>
       </w:r>
     </w:p>
+    <w:p>
+      <w:pPr>
+        <w:spacing w:before="120" w:after="120"/>
+        <w:jc w:val="center"/>
+      </w:pPr>
+      <w:r>
+        <w:rPr>
+          <w:color w:val="CBD5E1"/>
+        </w:rPr>
+        <w:t>―――――――――――――――――――――――――――――――――――――――――――――</w:t>
+      </w:r>
+    </w:p>
+    <w:p>
+      <w:pPr>
+        <w:keepNext/>
+        <w:spacing w:before="320" w:after="120" w:line="276" w:lineRule="auto"/>
+      </w:pPr>
+      <w:r>
+        <w:rPr>
+          <w:rFonts w:ascii="Calibri" w:hAnsi="Calibri"/>
+          <w:b/>
+          <w:color w:val="1B365D"/>
+          <w:sz w:val="32"/>
+        </w:rPr>
+        <w:t>🗺️ Curated Cluster Connections</w:t>
+      </w:r>
+    </w:p>
+    <w:p>
+      <w:pPr>
+        <w:spacing w:before="40" w:after="120" w:line="276" w:lineRule="auto"/>
+      </w:pPr>
+      <w:r>
+        <w:rPr>
+          <w:rFonts w:ascii="Calibri" w:hAnsi="Calibri"/>
+          <w:color w:val="1E293B"/>
+          <w:sz w:val="21"/>
+        </w:rPr>
+        <w:t>To help you navigate District 1 with ease, explore our companion heritage guides:</w:t>
+      </w:r>
+      <w:r>
+        <w:rPr>
+          <w:rFonts w:ascii="Calibri" w:hAnsi="Calibri"/>
+          <w:color w:val="1E293B"/>
+          <w:sz w:val="21"/>
+        </w:rPr>
+      </w:r>
+      <w:r>
+        <w:rPr>
+          <w:rFonts w:ascii="Calibri" w:hAnsi="Calibri"/>
+          <w:color w:val="1E293B"/>
+          <w:sz w:val="21"/>
+        </w:rPr>
+        <w:br/>
+        <w:t xml:space="preserve">- </w:t>
+      </w:r>
+      <w:r>
+        <w:rPr>
+          <w:rFonts w:ascii="Calibri" w:hAnsi="Calibri"/>
+          <w:b/>
+          <w:color w:val="1E293B"/>
+          <w:sz w:val="21"/>
+        </w:rPr>
+        <w:t>Ben Thanh Central Metro Station:</w:t>
+      </w:r>
+      <w:r>
+        <w:rPr>
+          <w:rFonts w:ascii="Calibri" w:hAnsi="Calibri"/>
+          <w:color w:val="1E293B"/>
+          <w:sz w:val="21"/>
+        </w:rPr>
+        <w:t xml:space="preserve"> connecting seamlessly to the </w:t>
+      </w:r>
+      <w:r>
+        <w:rPr>
+          <w:rFonts w:ascii="Calibri" w:hAnsi="Calibri"/>
+          <w:color w:val="1E293B"/>
+          <w:sz w:val="21"/>
+          <w:u w:val="single"/>
+        </w:rPr>
+        <w:t>Ben Thanh Central Metro Station</w:t>
+      </w:r>
+      <w:r>
+        <w:rPr>
+          <w:rFonts w:ascii="Calibri" w:hAnsi="Calibri"/>
+          <w:color w:val="1E293B"/>
+          <w:sz w:val="21"/>
+        </w:rPr>
+        <w:t xml:space="preserve"> on Line 1.</w:t>
+      </w:r>
+      <w:r>
+        <w:rPr>
+          <w:rFonts w:ascii="Calibri" w:hAnsi="Calibri"/>
+          <w:color w:val="1E293B"/>
+          <w:sz w:val="21"/>
+        </w:rPr>
+      </w:r>
+      <w:r>
+        <w:rPr>
+          <w:rFonts w:ascii="Calibri" w:hAnsi="Calibri"/>
+          <w:color w:val="1E293B"/>
+          <w:sz w:val="21"/>
+        </w:rPr>
+        <w:br/>
+        <w:t xml:space="preserve">- </w:t>
+      </w:r>
+      <w:r>
+        <w:rPr>
+          <w:rFonts w:ascii="Calibri" w:hAnsi="Calibri"/>
+          <w:b/>
+          <w:color w:val="1E293B"/>
+          <w:sz w:val="21"/>
+        </w:rPr>
+        <w:t>Boutique Hotels Near Ben Thanh:</w:t>
+      </w:r>
+      <w:r>
+        <w:rPr>
+          <w:rFonts w:ascii="Calibri" w:hAnsi="Calibri"/>
+          <w:color w:val="1E293B"/>
+          <w:sz w:val="21"/>
+        </w:rPr>
+        <w:t xml:space="preserve"> checking in to handpicked </w:t>
+      </w:r>
+      <w:r>
+        <w:rPr>
+          <w:rFonts w:ascii="Calibri" w:hAnsi="Calibri"/>
+          <w:color w:val="1E293B"/>
+          <w:sz w:val="21"/>
+          <w:u w:val="single"/>
+        </w:rPr>
+        <w:t>boutique hotels near Ben Thanh</w:t>
+      </w:r>
+      <w:r>
+        <w:rPr>
+          <w:rFonts w:ascii="Calibri" w:hAnsi="Calibri"/>
+          <w:color w:val="1E293B"/>
+          <w:sz w:val="21"/>
+        </w:rPr>
+        <w:t>.</w:t>
+      </w:r>
+      <w:r>
+        <w:rPr>
+          <w:rFonts w:ascii="Calibri" w:hAnsi="Calibri"/>
+          <w:color w:val="1E293B"/>
+          <w:sz w:val="21"/>
+        </w:rPr>
+      </w:r>
+      <w:r>
+        <w:rPr>
+          <w:rFonts w:ascii="Calibri" w:hAnsi="Calibri"/>
+          <w:color w:val="1E293B"/>
+          <w:sz w:val="21"/>
+        </w:rPr>
+        <w:br/>
+        <w:t xml:space="preserve">- </w:t>
+      </w:r>
+      <w:r>
+        <w:rPr>
+          <w:rFonts w:ascii="Calibri" w:hAnsi="Calibri"/>
+          <w:b/>
+          <w:color w:val="1E293B"/>
+          <w:sz w:val="21"/>
+        </w:rPr>
+        <w:t>Things to Do Near Ben Thanh Market:</w:t>
+      </w:r>
+      <w:r>
+        <w:rPr>
+          <w:rFonts w:ascii="Calibri" w:hAnsi="Calibri"/>
+          <w:color w:val="1E293B"/>
+          <w:sz w:val="21"/>
+        </w:rPr>
+        <w:t xml:space="preserve"> spending your first afternoon exploring </w:t>
+      </w:r>
+      <w:r>
+        <w:rPr>
+          <w:rFonts w:ascii="Calibri" w:hAnsi="Calibri"/>
+          <w:color w:val="1E293B"/>
+          <w:sz w:val="21"/>
+          <w:u w:val="single"/>
+        </w:rPr>
+        <w:t>things to do near Ben Thanh Market</w:t>
+      </w:r>
+      <w:r>
+        <w:rPr>
+          <w:rFonts w:ascii="Calibri" w:hAnsi="Calibri"/>
+          <w:color w:val="1E293B"/>
+          <w:sz w:val="21"/>
+        </w:rPr>
+        <w:t>.</w:t>
+      </w:r>
+      <w:r>
+        <w:rPr>
+          <w:rFonts w:ascii="Calibri" w:hAnsi="Calibri"/>
+          <w:color w:val="1E293B"/>
+          <w:sz w:val="21"/>
+        </w:rPr>
+      </w:r>
+      <w:r>
+        <w:rPr>
+          <w:rFonts w:ascii="Calibri" w:hAnsi="Calibri"/>
+          <w:color w:val="1E293B"/>
+          <w:sz w:val="21"/>
+        </w:rPr>
+        <w:br/>
+        <w:t xml:space="preserve">- </w:t>
+      </w:r>
+      <w:r>
+        <w:rPr>
+          <w:rFonts w:ascii="Calibri" w:hAnsi="Calibri"/>
+          <w:b/>
+          <w:color w:val="1E293B"/>
+          <w:sz w:val="21"/>
+        </w:rPr>
+        <w:t>Money Exchange at Ha Tam Gold Shop:</w:t>
+      </w:r>
+      <w:r>
+        <w:rPr>
+          <w:rFonts w:ascii="Calibri" w:hAnsi="Calibri"/>
+          <w:color w:val="1E293B"/>
+          <w:sz w:val="21"/>
+        </w:rPr>
+        <w:t xml:space="preserve"> exchanging foreign cash downtown at the </w:t>
+      </w:r>
+      <w:r>
+        <w:rPr>
+          <w:rFonts w:ascii="Calibri" w:hAnsi="Calibri"/>
+          <w:color w:val="1E293B"/>
+          <w:sz w:val="21"/>
+          <w:u w:val="single"/>
+        </w:rPr>
+        <w:t>money exchange near Ben Thanh Market</w:t>
+      </w:r>
+      <w:r>
+        <w:rPr>
+          <w:rFonts w:ascii="Calibri" w:hAnsi="Calibri"/>
+          <w:color w:val="1E293B"/>
+          <w:sz w:val="21"/>
+        </w:rPr>
+        <w:t>.</w:t>
+      </w:r>
+      <w:r>
+        <w:rPr>
+          <w:rFonts w:ascii="Calibri" w:hAnsi="Calibri"/>
+          <w:color w:val="1E293B"/>
+          <w:sz w:val="21"/>
+        </w:rPr>
+      </w:r>
+      <w:r>
+        <w:rPr>
+          <w:rFonts w:ascii="Calibri" w:hAnsi="Calibri"/>
+          <w:color w:val="1E293B"/>
+          <w:sz w:val="21"/>
+        </w:rPr>
+        <w:br/>
+        <w:t xml:space="preserve">- </w:t>
+      </w:r>
+      <w:r>
+        <w:rPr>
+          <w:rFonts w:ascii="Calibri" w:hAnsi="Calibri"/>
+          <w:b/>
+          <w:color w:val="1E293B"/>
+          <w:sz w:val="21"/>
+        </w:rPr>
+        <w:t>Ben Thanh Market Scams &amp; Safety Guide:</w:t>
+      </w:r>
+      <w:r>
+        <w:rPr>
+          <w:rFonts w:ascii="Calibri" w:hAnsi="Calibri"/>
+          <w:color w:val="1E293B"/>
+          <w:sz w:val="21"/>
+        </w:rPr>
+        <w:t xml:space="preserve"> avoiding airport taxi traps with our </w:t>
+      </w:r>
+      <w:r>
+        <w:rPr>
+          <w:rFonts w:ascii="Calibri" w:hAnsi="Calibri"/>
+          <w:color w:val="1E293B"/>
+          <w:sz w:val="21"/>
+          <w:u w:val="single"/>
+        </w:rPr>
+        <w:t>Ben Thanh Market scams and safety guide</w:t>
+      </w:r>
+      <w:r>
+        <w:rPr>
+          <w:rFonts w:ascii="Calibri" w:hAnsi="Calibri"/>
+          <w:color w:val="1E293B"/>
+          <w:sz w:val="21"/>
+        </w:rPr>
+        <w:t>.</w:t>
+      </w:r>
+      <w:r>
+        <w:rPr>
+          <w:rFonts w:ascii="Calibri" w:hAnsi="Calibri"/>
+          <w:color w:val="1E293B"/>
+          <w:sz w:val="21"/>
+        </w:rPr>
+      </w:r>
+      <w:r>
+        <w:rPr>
+          <w:rFonts w:ascii="Calibri" w:hAnsi="Calibri"/>
+          <w:color w:val="1E293B"/>
+          <w:sz w:val="21"/>
+        </w:rPr>
+        <w:br/>
+        <w:t xml:space="preserve">- </w:t>
+      </w:r>
+      <w:r>
+        <w:rPr>
+          <w:rFonts w:ascii="Calibri" w:hAnsi="Calibri"/>
+          <w:b/>
+          <w:color w:val="1E293B"/>
+          <w:sz w:val="21"/>
+        </w:rPr>
+        <w:t>Tailor-Made Vietnam Journeys:</w:t>
+      </w:r>
+      <w:r>
+        <w:rPr>
+          <w:rFonts w:ascii="Calibri" w:hAnsi="Calibri"/>
+          <w:color w:val="1E293B"/>
+          <w:sz w:val="21"/>
+        </w:rPr>
+        <w:t xml:space="preserve"> booking private VIP transfers and touring with our </w:t>
+      </w:r>
+      <w:r>
+        <w:rPr>
+          <w:rFonts w:ascii="Calibri" w:hAnsi="Calibri"/>
+          <w:color w:val="1E293B"/>
+          <w:sz w:val="21"/>
+          <w:u w:val="single"/>
+        </w:rPr>
+        <w:t>tailor-made travel design</w:t>
+      </w:r>
+      <w:r>
+        <w:rPr>
+          <w:rFonts w:ascii="Calibri" w:hAnsi="Calibri"/>
+          <w:color w:val="1E293B"/>
+          <w:sz w:val="21"/>
+        </w:rPr>
+        <w:t>.</w:t>
+      </w:r>
+    </w:p>
     <w:sectPr>
       <w:headerReference w:type="default" r:id="rId9"/>
       <w:footerReference w:type="default" r:id="rId10"/>
